--- a/Milliman Invoice 20YY - XX ClientName V2.docx
+++ b/Milliman Invoice 20YY - XX ClientName V2.docx
@@ -342,7 +342,7 @@
                                 <w:szCs w:val="18"/>
                                 <w:lang w:eastAsia="en-GB"/>
                               </w:rPr>
-                              <w:t>CLIENT</w:t>
+                              <w:t>C</w:t>
                             </w:r>
                             <w:r>
                               <w:rPr>
@@ -352,7 +352,17 @@
                                 <w:szCs w:val="18"/>
                                 <w:lang w:eastAsia="en-GB"/>
                               </w:rPr>
-                              <w:t>_Name</w:t>
+                              <w:t>lient</w:t>
+                            </w:r>
+                            <w:r>
+                              <w:rPr>
+                                <w:rFonts w:cs="Arial"/>
+                                <w:color w:val="153D63" w:themeColor="text2" w:themeTint="E6"/>
+                                <w:spacing w:val="0"/>
+                                <w:szCs w:val="18"/>
+                                <w:lang w:eastAsia="en-GB"/>
+                              </w:rPr>
+                              <w:t>Name</w:t>
                             </w:r>
                             <w:proofErr w:type="spellEnd"/>
                             <w:r>
@@ -398,27 +408,7 @@
                                 <w:szCs w:val="18"/>
                                 <w:lang w:eastAsia="en-GB"/>
                               </w:rPr>
-                              <w:t>Client</w:t>
-                            </w:r>
-                            <w:r>
-                              <w:rPr>
-                                <w:rFonts w:cs="Arial"/>
-                                <w:color w:val="153D63" w:themeColor="text2" w:themeTint="E6"/>
-                                <w:spacing w:val="0"/>
-                                <w:szCs w:val="18"/>
-                                <w:lang w:eastAsia="en-GB"/>
-                              </w:rPr>
-                              <w:t>_</w:t>
-                            </w:r>
-                            <w:r>
-                              <w:rPr>
-                                <w:rFonts w:cs="Arial"/>
-                                <w:color w:val="153D63" w:themeColor="text2" w:themeTint="E6"/>
-                                <w:spacing w:val="0"/>
-                                <w:szCs w:val="18"/>
-                                <w:lang w:eastAsia="en-GB"/>
-                              </w:rPr>
-                              <w:t>Address</w:t>
+                              <w:t>ClientAddress</w:t>
                             </w:r>
                             <w:proofErr w:type="spellEnd"/>
                             <w:r>
@@ -588,7 +578,7 @@
                           <w:szCs w:val="18"/>
                           <w:lang w:eastAsia="en-GB"/>
                         </w:rPr>
-                        <w:t>CLIENT</w:t>
+                        <w:t>C</w:t>
                       </w:r>
                       <w:r>
                         <w:rPr>
@@ -598,7 +588,17 @@
                           <w:szCs w:val="18"/>
                           <w:lang w:eastAsia="en-GB"/>
                         </w:rPr>
-                        <w:t>_Name</w:t>
+                        <w:t>lient</w:t>
+                      </w:r>
+                      <w:r>
+                        <w:rPr>
+                          <w:rFonts w:cs="Arial"/>
+                          <w:color w:val="153D63" w:themeColor="text2" w:themeTint="E6"/>
+                          <w:spacing w:val="0"/>
+                          <w:szCs w:val="18"/>
+                          <w:lang w:eastAsia="en-GB"/>
+                        </w:rPr>
+                        <w:t>Name</w:t>
                       </w:r>
                       <w:proofErr w:type="spellEnd"/>
                       <w:r>
@@ -644,27 +644,7 @@
                           <w:szCs w:val="18"/>
                           <w:lang w:eastAsia="en-GB"/>
                         </w:rPr>
-                        <w:t>Client</w:t>
-                      </w:r>
-                      <w:r>
-                        <w:rPr>
-                          <w:rFonts w:cs="Arial"/>
-                          <w:color w:val="153D63" w:themeColor="text2" w:themeTint="E6"/>
-                          <w:spacing w:val="0"/>
-                          <w:szCs w:val="18"/>
-                          <w:lang w:eastAsia="en-GB"/>
-                        </w:rPr>
-                        <w:t>_</w:t>
-                      </w:r>
-                      <w:r>
-                        <w:rPr>
-                          <w:rFonts w:cs="Arial"/>
-                          <w:color w:val="153D63" w:themeColor="text2" w:themeTint="E6"/>
-                          <w:spacing w:val="0"/>
-                          <w:szCs w:val="18"/>
-                          <w:lang w:eastAsia="en-GB"/>
-                        </w:rPr>
-                        <w:t>Address</w:t>
+                        <w:t>ClientAddress</w:t>
                       </w:r>
                       <w:proofErr w:type="spellEnd"/>
                       <w:r>
@@ -1386,7 +1366,7 @@
                 <w:szCs w:val="18"/>
                 <w:lang w:eastAsia="en-GB"/>
               </w:rPr>
-              <w:t xml:space="preserve">% </w:t>
+              <w:t>%</w:t>
             </w:r>
             <w:r>
               <w:rPr>
@@ -1406,7 +1386,17 @@
                 <w:szCs w:val="18"/>
                 <w:lang w:eastAsia="en-GB"/>
               </w:rPr>
-              <w:t xml:space="preserve"> %</w:t>
+              <w:t>1</w:t>
+            </w:r>
+            <w:r>
+              <w:rPr>
+                <w:rFonts w:cs="Arial"/>
+                <w:color w:val="153D63" w:themeColor="text2" w:themeTint="E6"/>
+                <w:spacing w:val="0"/>
+                <w:szCs w:val="18"/>
+                <w:lang w:eastAsia="en-GB"/>
+              </w:rPr>
+              <w:t>%</w:t>
             </w:r>
           </w:p>
           <w:p>
@@ -1473,7 +1463,6 @@
               </w:rPr>
               <w:t>%</w:t>
             </w:r>
-            <w:proofErr w:type="spellStart"/>
             <w:r>
               <w:rPr>
                 <w:rFonts w:cs="Arial"/>
@@ -1482,9 +1471,18 @@
                 <w:szCs w:val="18"/>
                 <w:lang w:eastAsia="en-GB"/>
               </w:rPr>
-              <w:t>InvAmountNet</w:t>
+              <w:t>InvAmtNet</w:t>
             </w:r>
-            <w:proofErr w:type="spellEnd"/>
+            <w:r>
+              <w:rPr>
+                <w:rFonts w:cs="Arial"/>
+                <w:color w:val="153D63" w:themeColor="text2" w:themeTint="E6"/>
+                <w:spacing w:val="0"/>
+                <w:szCs w:val="18"/>
+                <w:lang w:eastAsia="en-GB"/>
+              </w:rPr>
+              <w:t>1</w:t>
+            </w:r>
             <w:r>
               <w:rPr>
                 <w:rFonts w:cs="Arial"/>
@@ -1528,9 +1526,8 @@
                 <w:szCs w:val="18"/>
                 <w:lang w:eastAsia="en-GB"/>
               </w:rPr>
-              <w:t>%</w:t>
+              <w:t>%InvVATAmt</w:t>
             </w:r>
-            <w:proofErr w:type="spellStart"/>
             <w:r>
               <w:rPr>
                 <w:rFonts w:cs="Arial"/>
@@ -1539,9 +1536,8 @@
                 <w:szCs w:val="18"/>
                 <w:lang w:eastAsia="en-GB"/>
               </w:rPr>
-              <w:t>Inv_VAT_Amt</w:t>
+              <w:t>1</w:t>
             </w:r>
-            <w:proofErr w:type="spellEnd"/>
             <w:r>
               <w:rPr>
                 <w:rFonts w:cs="Arial"/>
@@ -1955,27 +1951,45 @@
             </w:r>
             <w:r>
               <w:rPr>
+                <w:rFonts w:cs="Arial"/>
+                <w:color w:val="153D63" w:themeColor="text2" w:themeTint="E6"/>
+                <w:spacing w:val="0"/>
+                <w:szCs w:val="18"/>
                 <w:lang w:eastAsia="en-GB"/>
               </w:rPr>
-              <w:t>5</w:t>
+              <w:t>%</w:t>
+            </w:r>
+            <w:proofErr w:type="spellStart"/>
+            <w:r>
+              <w:rPr>
+                <w:rFonts w:cs="Arial"/>
+                <w:color w:val="153D63" w:themeColor="text2" w:themeTint="E6"/>
+                <w:spacing w:val="0"/>
+                <w:szCs w:val="18"/>
+                <w:lang w:eastAsia="en-GB"/>
+              </w:rPr>
+              <w:t>InvAmtNet</w:t>
             </w:r>
             <w:r>
               <w:rPr>
+                <w:rFonts w:cs="Arial"/>
+                <w:color w:val="153D63" w:themeColor="text2" w:themeTint="E6"/>
+                <w:spacing w:val="0"/>
+                <w:szCs w:val="18"/>
                 <w:lang w:eastAsia="en-GB"/>
               </w:rPr>
-              <w:t>,</w:t>
+              <w:t>Tot</w:t>
             </w:r>
+            <w:proofErr w:type="spellEnd"/>
             <w:r>
               <w:rPr>
+                <w:rFonts w:cs="Arial"/>
+                <w:color w:val="153D63" w:themeColor="text2" w:themeTint="E6"/>
+                <w:spacing w:val="0"/>
+                <w:szCs w:val="18"/>
                 <w:lang w:eastAsia="en-GB"/>
               </w:rPr>
-              <w:t>0</w:t>
-            </w:r>
-            <w:r>
-              <w:rPr>
-                <w:lang w:eastAsia="en-GB"/>
-              </w:rPr>
-              <w:t>00</w:t>
+              <w:t>%</w:t>
             </w:r>
           </w:p>
           <w:p>
@@ -2027,9 +2041,65 @@
             </w:r>
             <w:r>
               <w:rPr>
+                <w:rFonts w:cs="Arial"/>
+                <w:color w:val="153D63" w:themeColor="text2" w:themeTint="E6"/>
+                <w:spacing w:val="0"/>
+                <w:szCs w:val="18"/>
                 <w:lang w:eastAsia="en-GB"/>
               </w:rPr>
-              <w:t>950</w:t>
+              <w:t>%</w:t>
+            </w:r>
+            <w:proofErr w:type="spellStart"/>
+            <w:r>
+              <w:rPr>
+                <w:rFonts w:cs="Arial"/>
+                <w:color w:val="153D63" w:themeColor="text2" w:themeTint="E6"/>
+                <w:spacing w:val="0"/>
+                <w:szCs w:val="18"/>
+                <w:lang w:eastAsia="en-GB"/>
+              </w:rPr>
+              <w:t>Inv</w:t>
+            </w:r>
+            <w:r>
+              <w:rPr>
+                <w:rFonts w:cs="Arial"/>
+                <w:color w:val="153D63" w:themeColor="text2" w:themeTint="E6"/>
+                <w:spacing w:val="0"/>
+                <w:szCs w:val="18"/>
+                <w:lang w:eastAsia="en-GB"/>
+              </w:rPr>
+              <w:t>VAT</w:t>
+            </w:r>
+            <w:r>
+              <w:rPr>
+                <w:rFonts w:cs="Arial"/>
+                <w:color w:val="153D63" w:themeColor="text2" w:themeTint="E6"/>
+                <w:spacing w:val="0"/>
+                <w:szCs w:val="18"/>
+                <w:lang w:eastAsia="en-GB"/>
+              </w:rPr>
+              <w:t>Amt</w:t>
+            </w:r>
+            <w:r>
+              <w:rPr>
+                <w:rFonts w:cs="Arial"/>
+                <w:color w:val="153D63" w:themeColor="text2" w:themeTint="E6"/>
+                <w:spacing w:val="0"/>
+                <w:szCs w:val="18"/>
+                <w:lang w:eastAsia="en-GB"/>
+              </w:rPr>
+              <w:t>Tot</w:t>
+            </w:r>
+            <w:proofErr w:type="spellEnd"/>
+            <w:r>
+              <w:rPr>
+                <w:rFonts w:cs="Arial"/>
+                <w:color w:val="153D63" w:themeColor="text2" w:themeTint="E6"/>
+                <w:spacing w:val="0"/>
+                <w:szCs w:val="18"/>
+                <w:lang w:eastAsia="en-GB"/>
+              </w:rPr>
+              <w:t>%</w:t>
             </w:r>
           </w:p>
         </w:tc>
